--- a/public/CV/Kaloyan_Kostadinov_CV_BG.docx
+++ b/public/CV/Kaloyan_Kostadinov_CV_BG.docx
@@ -82,40 +82,19 @@
         </w:rPr>
         <w:t xml:space="preserve">Личен уебсайт с портфолио: </w:t>
       </w:r>
-      <w:r>
-        <w:rPr>
-          <w:rFonts w:ascii="Calibri" w:eastAsia="Calibri" w:hAnsi="Calibri" w:cs="Calibri"/>
-          <w:color w:val="D4002F"/>
-          <w:sz w:val="18"/>
-          <w:szCs w:val="18"/>
-          <w:u w:val="single"/>
-          <w:lang w:val="en-US"/>
-        </w:rPr>
-        <w:t>[</w:t>
-      </w:r>
       <w:hyperlink r:id="rId5" w:history="1">
         <w:r>
           <w:rPr>
+            <w:rStyle w:val="Hyperlink"/>
             <w:rFonts w:ascii="Calibri" w:eastAsia="Calibri" w:hAnsi="Calibri" w:cs="Calibri"/>
             <w:color w:val="D4002F"/>
             <w:sz w:val="18"/>
             <w:szCs w:val="18"/>
-            <w:u w:val="single"/>
+            <w:lang w:val="en-US"/>
           </w:rPr>
-          <w:t>link</w:t>
+          <w:t>kaloyan-kostadinov.vercel.app</w:t>
         </w:r>
       </w:hyperlink>
-      <w:r>
-        <w:rPr>
-          <w:rFonts w:ascii="Calibri" w:eastAsia="Calibri" w:hAnsi="Calibri" w:cs="Calibri"/>
-          <w:color w:val="D4002F"/>
-          <w:sz w:val="18"/>
-          <w:szCs w:val="18"/>
-          <w:u w:val="single"/>
-          <w:lang w:val="en-US"/>
-        </w:rPr>
-        <w:t xml:space="preserve"> to website]</w:t>
-      </w:r>
       <w:r>
         <w:rPr>
           <w:rFonts w:ascii="Calibri" w:eastAsia="Calibri" w:hAnsi="Calibri" w:cs="Calibri"/>
@@ -960,40 +939,19 @@
               </w:rPr>
               <w:t xml:space="preserve">: </w:t>
             </w:r>
-            <w:r>
-              <w:rPr>
-                <w:rFonts w:ascii="Calibri" w:eastAsia="Calibri" w:hAnsi="Calibri" w:cs="Calibri"/>
-                <w:color w:val="D4002F"/>
-                <w:sz w:val="18"/>
-                <w:szCs w:val="18"/>
-                <w:u w:val="single"/>
-                <w:lang w:val="en-US"/>
-              </w:rPr>
-              <w:t>[</w:t>
-            </w:r>
             <w:hyperlink r:id="rId8" w:history="1">
               <w:r>
                 <w:rPr>
+                  <w:rStyle w:val="Hyperlink"/>
                   <w:rFonts w:ascii="Calibri" w:eastAsia="Calibri" w:hAnsi="Calibri" w:cs="Calibri"/>
                   <w:color w:val="D4002F"/>
                   <w:sz w:val="18"/>
                   <w:szCs w:val="18"/>
-                  <w:u w:val="single"/>
+                  <w:lang w:val="en-US"/>
                 </w:rPr>
-                <w:t>link</w:t>
+                <w:t>kaloyan-kostadinov.vercel.app</w:t>
               </w:r>
             </w:hyperlink>
-            <w:r>
-              <w:rPr>
-                <w:rFonts w:ascii="Calibri" w:eastAsia="Calibri" w:hAnsi="Calibri" w:cs="Calibri"/>
-                <w:color w:val="D4002F"/>
-                <w:sz w:val="18"/>
-                <w:szCs w:val="18"/>
-                <w:u w:val="single"/>
-                <w:lang w:val="en-US"/>
-              </w:rPr>
-              <w:t xml:space="preserve"> to website]</w:t>
-            </w:r>
           </w:p>
           <w:p>
             <w:pPr>
